--- a/syllabus.docx
+++ b/syllabus.docx
@@ -1,6 +1,6 @@
 
 <file path=word/document.xml><?xml version="1.0" encoding="utf-8"?>
-<w:document xmlns:wpc="http://schemas.microsoft.com/office/word/2010/wordprocessingCanvas" xmlns:cx="http://schemas.microsoft.com/office/drawing/2014/chartex" xmlns:cx1="http://schemas.microsoft.com/office/drawing/2015/9/8/chartex" xmlns:cx2="http://schemas.microsoft.com/office/drawing/2015/10/21/chartex" xmlns:cx3="http://schemas.microsoft.com/office/drawing/2016/5/9/chartex" xmlns:cx4="http://schemas.microsoft.com/office/drawing/2016/5/10/chartex" xmlns:cx5="http://schemas.microsoft.com/office/drawing/2016/5/11/chartex" xmlns:cx6="http://schemas.microsoft.com/office/drawing/2016/5/12/chartex" xmlns:cx7="http://schemas.microsoft.com/office/drawing/2016/5/13/chartex" xmlns:cx8="http://schemas.microsoft.com/office/drawing/2016/5/14/chartex" xmlns:mc="http://schemas.openxmlformats.org/markup-compatibility/2006" xmlns:aink="http://schemas.microsoft.com/office/drawing/2016/ink" xmlns:am3d="http://schemas.microsoft.com/office/drawing/2017/model3d" xmlns:o="urn:schemas-microsoft-com:office:office" xmlns:oel="http://schemas.microsoft.com/office/2019/extlst" xmlns:r="http://schemas.openxmlformats.org/officeDocument/2006/relationships" xmlns:m="http://schemas.openxmlformats.org/officeDocument/2006/math" xmlns:v="urn:schemas-microsoft-com:vml" xmlns:wp14="http://schemas.microsoft.com/office/word/2010/wordprocessingDrawing" xmlns:wp="http://schemas.openxmlformats.org/drawingml/2006/wordprocessingDrawing" xmlns:w10="urn:schemas-microsoft-com:office:word" xmlns:w="http://schemas.openxmlformats.org/wordprocessingml/2006/main" xmlns:w14="http://schemas.microsoft.com/office/word/2010/wordml" xmlns:w15="http://schemas.microsoft.com/office/word/2012/wordml" xmlns:w16cei="http://schemas.microsoft.com/office/word/2026/wordml/cei" xmlns:w16cex="http://schemas.microsoft.com/office/word/2018/wordml/cex" xmlns:w16cid="http://schemas.microsoft.com/office/word/2016/wordml/cid" xmlns:w16="http://schemas.microsoft.com/office/word/2018/wordml" xmlns:w16du="http://schemas.microsoft.com/office/word/2023/wordml/word16du" xmlns:w16sdtdh="http://schemas.microsoft.com/office/word/2020/wordml/sdtdatahash" xmlns:w16sdtfl="http://schemas.microsoft.com/office/word/2024/wordml/sdtformatlock" xmlns:w16se="http://schemas.microsoft.com/office/word/2015/wordml/symex" xmlns:wpg="http://schemas.microsoft.com/office/word/2010/wordprocessingGroup" xmlns:wpi="http://schemas.microsoft.com/office/word/2010/wordprocessingInk" xmlns:wne="http://schemas.microsoft.com/office/word/2006/wordml" xmlns:wps="http://schemas.microsoft.com/office/word/2010/wordprocessingShape" mc:Ignorable="w14 w15 w16se w16cid w16 w16cex w16sdtdh w16sdtfl w16du wp14">
+<w:document xmlns:wpc="http://schemas.microsoft.com/office/word/2010/wordprocessingCanvas" xmlns:cx="http://schemas.microsoft.com/office/drawing/2014/chartex" xmlns:cx1="http://schemas.microsoft.com/office/drawing/2015/9/8/chartex" xmlns:cx2="http://schemas.microsoft.com/office/drawing/2015/10/21/chartex" xmlns:cx3="http://schemas.microsoft.com/office/drawing/2016/5/9/chartex" xmlns:cx4="http://schemas.microsoft.com/office/drawing/2016/5/10/chartex" xmlns:cx5="http://schemas.microsoft.com/office/drawing/2016/5/11/chartex" xmlns:cx6="http://schemas.microsoft.com/office/drawing/2016/5/12/chartex" xmlns:cx7="http://schemas.microsoft.com/office/drawing/2016/5/13/chartex" xmlns:cx8="http://schemas.microsoft.com/office/drawing/2016/5/14/chartex" xmlns:mc="http://schemas.openxmlformats.org/markup-compatibility/2006" xmlns:aink="http://schemas.microsoft.com/office/drawing/2016/ink" xmlns:am3d="http://schemas.microsoft.com/office/drawing/2017/model3d" xmlns:o="urn:schemas-microsoft-com:office:office" xmlns:oel="http://schemas.microsoft.com/office/2019/extlst" xmlns:r="http://schemas.openxmlformats.org/officeDocument/2006/relationships" xmlns:m="http://schemas.openxmlformats.org/officeDocument/2006/math" xmlns:v="urn:schemas-microsoft-com:vml" xmlns:wp14="http://schemas.microsoft.com/office/word/2010/wordprocessingDrawing" xmlns:wp="http://schemas.openxmlformats.org/drawingml/2006/wordprocessingDrawing" xmlns:w10="urn:schemas-microsoft-com:office:word" xmlns:w="http://schemas.openxmlformats.org/wordprocessingml/2006/main" xmlns:w14="http://schemas.microsoft.com/office/word/2010/wordml" xmlns:w15="http://schemas.microsoft.com/office/word/2012/wordml" xmlns:w16cex="http://schemas.microsoft.com/office/word/2018/wordml/cex" xmlns:w16cid="http://schemas.microsoft.com/office/word/2016/wordml/cid" xmlns:w16="http://schemas.microsoft.com/office/word/2018/wordml" xmlns:w16du="http://schemas.microsoft.com/office/word/2023/wordml/word16du" xmlns:w16sdtdh="http://schemas.microsoft.com/office/word/2020/wordml/sdtdatahash" xmlns:w16sdtfl="http://schemas.microsoft.com/office/word/2024/wordml/sdtformatlock" xmlns:w16se="http://schemas.microsoft.com/office/word/2015/wordml/symex" xmlns:wpg="http://schemas.microsoft.com/office/word/2010/wordprocessingGroup" xmlns:wpi="http://schemas.microsoft.com/office/word/2010/wordprocessingInk" xmlns:wne="http://schemas.microsoft.com/office/word/2006/wordml" xmlns:wps="http://schemas.microsoft.com/office/word/2010/wordprocessingShape" mc:Ignorable="w14 w15 w16se w16cid w16 w16cex w16sdtdh w16sdtfl w16du wp14">
   <w:background w:color="FFFFFF"/>
   <w:body>
     <w:p>
@@ -26,7 +26,6 @@
         </w:rPr>
         <w:t>"</w:t>
       </w:r>
-      <w:proofErr w:type="spellStart"/>
       <w:r>
         <w:rPr>
           <w:rStyle w:val="q"/>
@@ -39,7 +38,6 @@
         </w:rPr>
         <w:t>אָז</w:t>
       </w:r>
-      <w:proofErr w:type="spellEnd"/>
       <w:r>
         <w:rPr>
           <w:rStyle w:val="q"/>
@@ -52,7 +50,6 @@
         </w:rPr>
         <w:t xml:space="preserve"> </w:t>
       </w:r>
-      <w:proofErr w:type="spellStart"/>
       <w:r>
         <w:rPr>
           <w:rStyle w:val="q"/>
@@ -65,7 +62,6 @@
         </w:rPr>
         <w:t>תָּבִין</w:t>
       </w:r>
-      <w:proofErr w:type="spellEnd"/>
       <w:r>
         <w:rPr>
           <w:rStyle w:val="q"/>
@@ -102,7 +98,6 @@
         </w:rPr>
         <w:t xml:space="preserve"> </w:t>
       </w:r>
-      <w:proofErr w:type="spellStart"/>
       <w:r>
         <w:rPr>
           <w:rStyle w:val="q"/>
@@ -115,7 +110,6 @@
         </w:rPr>
         <w:t>וּמִשְׁפָּט</w:t>
       </w:r>
-      <w:proofErr w:type="spellEnd"/>
       <w:r>
         <w:rPr>
           <w:rStyle w:val="q"/>
@@ -128,7 +122,6 @@
         </w:rPr>
         <w:t xml:space="preserve"> </w:t>
       </w:r>
-      <w:proofErr w:type="spellStart"/>
       <w:r>
         <w:rPr>
           <w:rStyle w:val="q"/>
@@ -139,9 +132,20 @@
           <w:rtl/>
           <w:lang w:eastAsia="en-US"/>
         </w:rPr>
-        <w:t>וּמֵישָׁרִים</w:t>
-      </w:r>
-      <w:proofErr w:type="spellEnd"/>
+        <w:t>וּמֵישָׁרִים, כָּל</w:t>
+      </w:r>
+      <w:r>
+        <w:rPr>
+          <w:rStyle w:val="q"/>
+          <w:rFonts w:ascii="Calibri" w:eastAsia="Arial" w:hAnsi="Calibri" w:cs="Calibri"/>
+          <w:color w:val="0000CC"/>
+          <w:sz w:val="20"/>
+          <w:szCs w:val="20"/>
+          <w:rtl/>
+          <w:lang w:eastAsia="en-US"/>
+        </w:rPr>
+        <w:t xml:space="preserve"> </w:t>
+      </w:r>
       <w:r>
         <w:rPr>
           <w:rStyle w:val="q"/>
@@ -152,9 +156,20 @@
           <w:rtl/>
           <w:lang w:eastAsia="en-US"/>
         </w:rPr>
-        <w:t xml:space="preserve">, </w:t>
-      </w:r>
-      <w:proofErr w:type="spellStart"/>
+        <w:t>מַעְגַּל</w:t>
+      </w:r>
+      <w:r>
+        <w:rPr>
+          <w:rStyle w:val="q"/>
+          <w:rFonts w:ascii="Calibri" w:eastAsia="Arial" w:hAnsi="Calibri" w:cs="Calibri"/>
+          <w:color w:val="0000CC"/>
+          <w:sz w:val="20"/>
+          <w:szCs w:val="20"/>
+          <w:rtl/>
+          <w:lang w:eastAsia="en-US"/>
+        </w:rPr>
+        <w:t xml:space="preserve"> </w:t>
+      </w:r>
       <w:r>
         <w:rPr>
           <w:rStyle w:val="q"/>
@@ -165,61 +180,8 @@
           <w:rtl/>
           <w:lang w:eastAsia="en-US"/>
         </w:rPr>
-        <w:t>כָּל</w:t>
-      </w:r>
-      <w:proofErr w:type="spellEnd"/>
-      <w:r>
-        <w:rPr>
-          <w:rStyle w:val="q"/>
-          <w:rFonts w:ascii="Calibri" w:eastAsia="Arial" w:hAnsi="Calibri" w:cs="Calibri"/>
-          <w:color w:val="0000CC"/>
-          <w:sz w:val="20"/>
-          <w:szCs w:val="20"/>
-          <w:rtl/>
-          <w:lang w:eastAsia="en-US"/>
-        </w:rPr>
-        <w:t xml:space="preserve"> </w:t>
-      </w:r>
-      <w:proofErr w:type="spellStart"/>
-      <w:r>
-        <w:rPr>
-          <w:rStyle w:val="q"/>
-          <w:rFonts w:ascii="Calibri" w:eastAsia="Times New Roman" w:hAnsi="Calibri" w:cs="Calibri"/>
-          <w:color w:val="0000CC"/>
-          <w:sz w:val="20"/>
-          <w:szCs w:val="20"/>
-          <w:rtl/>
-          <w:lang w:eastAsia="en-US"/>
-        </w:rPr>
-        <w:t>מַעְגַּל</w:t>
-      </w:r>
-      <w:proofErr w:type="spellEnd"/>
-      <w:r>
-        <w:rPr>
-          <w:rStyle w:val="q"/>
-          <w:rFonts w:ascii="Calibri" w:eastAsia="Arial" w:hAnsi="Calibri" w:cs="Calibri"/>
-          <w:color w:val="0000CC"/>
-          <w:sz w:val="20"/>
-          <w:szCs w:val="20"/>
-          <w:rtl/>
-          <w:lang w:eastAsia="en-US"/>
-        </w:rPr>
-        <w:t xml:space="preserve"> </w:t>
-      </w:r>
-      <w:proofErr w:type="spellStart"/>
-      <w:r>
-        <w:rPr>
-          <w:rStyle w:val="q"/>
-          <w:rFonts w:ascii="Calibri" w:eastAsia="Times New Roman" w:hAnsi="Calibri" w:cs="Calibri"/>
-          <w:color w:val="0000CC"/>
-          <w:sz w:val="20"/>
-          <w:szCs w:val="20"/>
-          <w:rtl/>
-          <w:lang w:eastAsia="en-US"/>
-        </w:rPr>
         <w:t>טוֹב</w:t>
       </w:r>
-      <w:proofErr w:type="spellEnd"/>
       <w:r>
         <w:rPr>
           <w:rFonts w:ascii="Calibri" w:eastAsia="Times New Roman" w:hAnsi="Calibri" w:cs="Calibri"/>
@@ -283,11 +245,11 @@
         <w:spacing w:after="0"/>
         <w:jc w:val="center"/>
         <w:rPr>
-          <w:rFonts w:ascii="Arial" w:hAnsi="Arial" w:cs="Arial"/>
+          <w:rFonts w:ascii="Arial" w:hAnsi="Arial" w:cs="Arial" w:hint="cs"/>
           <w:color w:val="0000CC"/>
           <w:sz w:val="20"/>
           <w:szCs w:val="20"/>
-          <w:lang w:val="he-IL"/>
+          <w:rtl/>
         </w:rPr>
       </w:pPr>
       <w:r>
@@ -429,24 +391,14 @@
       </w:r>
       <w:r>
         <w:rPr>
-          <w:rFonts w:ascii="Arial" w:hAnsi="Arial" w:cs="Arial"/>
-          <w:color w:val="0000CC"/>
-          <w:sz w:val="20"/>
-          <w:szCs w:val="20"/>
-          <w:rtl/>
-          <w:lang w:val="he-IL"/>
-        </w:rPr>
-        <w:t xml:space="preserve">המרצה:  </w:t>
-      </w:r>
-      <w:r>
-        <w:rPr>
           <w:rFonts w:ascii="Arial" w:hAnsi="Arial" w:cs="Arial" w:hint="cs"/>
           <w:color w:val="0000CC"/>
           <w:sz w:val="20"/>
           <w:szCs w:val="20"/>
           <w:rtl/>
-        </w:rPr>
-        <w:t>פרופ'</w:t>
+          <w:lang w:val="he-IL"/>
+        </w:rPr>
+        <w:t>מספר נקודות זכות:</w:t>
       </w:r>
       <w:r>
         <w:rPr>
@@ -454,10 +406,18 @@
           <w:color w:val="0000CC"/>
           <w:sz w:val="20"/>
           <w:szCs w:val="20"/>
-          <w:rtl/>
-          <w:lang w:val="he-IL"/>
-        </w:rPr>
-        <w:t xml:space="preserve"> אראל סגל-הלוי</w:t>
+        </w:rPr>
+        <w:t xml:space="preserve"> </w:t>
+      </w:r>
+      <w:r>
+        <w:rPr>
+          <w:rFonts w:ascii="Arial" w:hAnsi="Arial" w:cs="Arial" w:hint="cs"/>
+          <w:color w:val="0000CC"/>
+          <w:sz w:val="20"/>
+          <w:szCs w:val="20"/>
+          <w:rtl/>
+        </w:rPr>
+        <w:t>3.0</w:t>
       </w:r>
     </w:p>
     <w:p>
@@ -483,7 +443,7 @@
           <w:rtl/>
           <w:lang w:val="he-IL"/>
         </w:rPr>
-        <w:t>שנת לימודים: ה’תשפ"</w:t>
+        <w:t xml:space="preserve">המרצה:  </w:t>
       </w:r>
       <w:r>
         <w:rPr>
@@ -492,31 +452,19 @@
           <w:sz w:val="20"/>
           <w:szCs w:val="20"/>
           <w:rtl/>
+        </w:rPr>
+        <w:t>פרופ'</w:t>
+      </w:r>
+      <w:r>
+        <w:rPr>
+          <w:rFonts w:ascii="Arial" w:hAnsi="Arial" w:cs="Arial"/>
+          <w:color w:val="0000CC"/>
+          <w:sz w:val="20"/>
+          <w:szCs w:val="20"/>
+          <w:rtl/>
           <w:lang w:val="he-IL"/>
         </w:rPr>
-        <w:t>ז</w:t>
-      </w:r>
-      <w:r>
-        <w:rPr>
-          <w:rFonts w:ascii="Arial" w:hAnsi="Arial" w:cs="Arial"/>
-          <w:color w:val="0000CC"/>
-          <w:sz w:val="20"/>
-          <w:szCs w:val="20"/>
-          <w:rtl/>
-          <w:lang w:val="he-IL"/>
-        </w:rPr>
-        <w:t xml:space="preserve">      סמסטר: </w:t>
-      </w:r>
-      <w:r>
-        <w:rPr>
-          <w:rFonts w:ascii="Arial" w:hAnsi="Arial" w:cs="Arial" w:hint="cs"/>
-          <w:color w:val="0000CC"/>
-          <w:sz w:val="20"/>
-          <w:szCs w:val="20"/>
-          <w:rtl/>
-          <w:lang w:val="he-IL"/>
-        </w:rPr>
-        <w:t>ב</w:t>
+        <w:t xml:space="preserve"> אראל סגל-הלוי</w:t>
       </w:r>
     </w:p>
     <w:p>
@@ -527,53 +475,55 @@
         <w:jc w:val="center"/>
         <w:rPr>
           <w:rFonts w:ascii="Arial" w:hAnsi="Arial" w:cs="Arial"/>
-          <w:i/>
-          <w:iCs/>
           <w:color w:val="0000CC"/>
           <w:sz w:val="20"/>
           <w:szCs w:val="20"/>
-          <w:rtl/>
           <w:lang w:val="he-IL"/>
         </w:rPr>
       </w:pPr>
       <w:r>
         <w:rPr>
+          <w:rFonts w:ascii="Arial" w:hAnsi="Arial" w:cs="Arial"/>
+          <w:color w:val="0000CC"/>
+          <w:sz w:val="20"/>
+          <w:szCs w:val="20"/>
+          <w:rtl/>
+          <w:lang w:val="he-IL"/>
+        </w:rPr>
+        <w:t>שנת לימודים: ה’תשפ"</w:t>
+      </w:r>
+      <w:r>
+        <w:rPr>
           <w:rFonts w:ascii="Arial" w:hAnsi="Arial" w:cs="Arial" w:hint="cs"/>
-          <w:i/>
-          <w:iCs/>
           <w:color w:val="0000CC"/>
           <w:sz w:val="20"/>
           <w:szCs w:val="20"/>
           <w:rtl/>
           <w:lang w:val="he-IL"/>
         </w:rPr>
-        <w:t>הסילבוס הותאם לסמסטר בן 1</w:t>
+        <w:t>ז</w:t>
+      </w:r>
+      <w:r>
+        <w:rPr>
+          <w:rFonts w:ascii="Arial" w:hAnsi="Arial" w:cs="Arial"/>
+          <w:color w:val="0000CC"/>
+          <w:sz w:val="20"/>
+          <w:szCs w:val="20"/>
+          <w:rtl/>
+          <w:lang w:val="he-IL"/>
+        </w:rPr>
+        <w:t xml:space="preserve">      סמסטר: </w:t>
       </w:r>
       <w:r>
         <w:rPr>
           <w:rFonts w:ascii="Arial" w:hAnsi="Arial" w:cs="Arial" w:hint="cs"/>
-          <w:i/>
-          <w:iCs/>
           <w:color w:val="0000CC"/>
           <w:sz w:val="20"/>
           <w:szCs w:val="20"/>
           <w:rtl/>
           <w:lang w:val="he-IL"/>
         </w:rPr>
-        <w:t>2</w:t>
-      </w:r>
-      <w:r>
-        <w:rPr>
-          <w:rFonts w:ascii="Arial" w:hAnsi="Arial" w:cs="Arial" w:hint="cs"/>
-          <w:i/>
-          <w:iCs/>
-          <w:color w:val="0000CC"/>
-          <w:sz w:val="20"/>
-          <w:szCs w:val="20"/>
-          <w:rtl/>
-          <w:lang w:val="he-IL"/>
-        </w:rPr>
-        <w:t xml:space="preserve"> שבועות</w:t>
+        <w:t>א</w:t>
       </w:r>
     </w:p>
     <w:p>
@@ -582,7 +532,7 @@
         <w:bidi/>
         <w:jc w:val="center"/>
         <w:rPr>
-          <w:rFonts w:ascii="Arial" w:hAnsi="Arial" w:cs="Arial" w:hint="cs"/>
+          <w:rFonts w:ascii="Arial" w:hAnsi="Arial" w:cs="Arial"/>
           <w:color w:val="2F5496"/>
         </w:rPr>
       </w:pPr>
@@ -789,39 +739,7 @@
           <w:rFonts w:ascii="Arial" w:hAnsi="Arial" w:cs="Arial"/>
           <w:rtl/>
         </w:rPr>
-        <w:t xml:space="preserve">להגדיר באופן </w:t>
-      </w:r>
-      <w:proofErr w:type="spellStart"/>
-      <w:r>
-        <w:rPr>
-          <w:rFonts w:ascii="Arial" w:hAnsi="Arial" w:cs="Arial"/>
-          <w:rtl/>
-        </w:rPr>
-        <w:t>מתימטי</w:t>
-      </w:r>
-      <w:proofErr w:type="spellEnd"/>
-      <w:r>
-        <w:rPr>
-          <w:rFonts w:ascii="Arial" w:hAnsi="Arial" w:cs="Arial"/>
-          <w:rtl/>
-        </w:rPr>
-        <w:t xml:space="preserve"> </w:t>
-      </w:r>
-      <w:proofErr w:type="spellStart"/>
-      <w:r>
-        <w:rPr>
-          <w:rFonts w:ascii="Arial" w:hAnsi="Arial" w:cs="Arial"/>
-          <w:rtl/>
-        </w:rPr>
-        <w:t>מדוייק</w:t>
-      </w:r>
-      <w:proofErr w:type="spellEnd"/>
-      <w:r>
-        <w:rPr>
-          <w:rFonts w:ascii="Arial" w:hAnsi="Arial" w:cs="Arial"/>
-          <w:rtl/>
-        </w:rPr>
-        <w:t xml:space="preserve"> תכונות שונות של </w:t>
+        <w:t xml:space="preserve">להגדיר באופן מתימטי מדוייק תכונות שונות של </w:t>
       </w:r>
       <w:r>
         <w:rPr>
@@ -943,7 +861,6 @@
         </w:rPr>
         <w:t xml:space="preserve">ג. </w:t>
       </w:r>
-      <w:proofErr w:type="spellStart"/>
       <w:r>
         <w:rPr>
           <w:rFonts w:ascii="Arial" w:hAnsi="Arial" w:cs="Arial"/>
@@ -954,20 +871,7 @@
           <w:szCs w:val="28"/>
           <w:rtl/>
         </w:rPr>
-        <w:t>פרוייקט</w:t>
-      </w:r>
-      <w:proofErr w:type="spellEnd"/>
-      <w:r>
-        <w:rPr>
-          <w:rFonts w:ascii="Arial" w:hAnsi="Arial" w:cs="Arial"/>
-          <w:b/>
-          <w:bCs/>
-          <w:color w:val="0000FF"/>
-          <w:sz w:val="28"/>
-          <w:szCs w:val="28"/>
-          <w:rtl/>
-        </w:rPr>
-        <w:t xml:space="preserve"> המשך</w:t>
+        <w:t>פרוייקט המשך</w:t>
       </w:r>
       <w:r>
         <w:rPr>
@@ -990,39 +894,7 @@
           <w:rFonts w:ascii="Arial" w:hAnsi="Arial" w:cs="Arial"/>
           <w:rtl/>
         </w:rPr>
-        <w:t xml:space="preserve">סטודנטים הלומדים את הקורס יכולים, לפי בחירתם, לעשות </w:t>
-      </w:r>
-      <w:proofErr w:type="spellStart"/>
-      <w:r>
-        <w:rPr>
-          <w:rFonts w:ascii="Arial" w:hAnsi="Arial" w:cs="Arial"/>
-          <w:rtl/>
-        </w:rPr>
-        <w:t>פרוייקט</w:t>
-      </w:r>
-      <w:proofErr w:type="spellEnd"/>
-      <w:r>
-        <w:rPr>
-          <w:rFonts w:ascii="Arial" w:hAnsi="Arial" w:cs="Arial"/>
-          <w:rtl/>
-        </w:rPr>
-        <w:t xml:space="preserve"> שנתי על אחד מנושאי הקורס. </w:t>
-      </w:r>
-      <w:proofErr w:type="spellStart"/>
-      <w:r>
-        <w:rPr>
-          <w:rFonts w:ascii="Arial" w:hAnsi="Arial" w:cs="Arial"/>
-          <w:rtl/>
-        </w:rPr>
-        <w:t>הפרוייקט</w:t>
-      </w:r>
-      <w:proofErr w:type="spellEnd"/>
-      <w:r>
-        <w:rPr>
-          <w:rFonts w:ascii="Arial" w:hAnsi="Arial" w:cs="Arial"/>
-          <w:rtl/>
-        </w:rPr>
-        <w:t xml:space="preserve"> כולל תיכנות אלגוריתם חדשני מספרות המחקר בתחום. מומלץ לסטודנטים השוקלים להמשיך לתואר שני, או למשרה במחלקת-מחקר בחברת היי-טק.</w:t>
+        <w:t>סטודנטים הלומדים את הקורס יכולים, לפי בחירתם, לעשות פרוייקט שנתי על אחד מנושאי הקורס. הפרוייקט כולל תיכנות אלגוריתם חדשני מספרות המחקר בתחום. מומלץ לסטודנטים השוקלים להמשיך לתואר שני, או למשרה במחלקת-מחקר בחברת היי-טק.</w:t>
       </w:r>
     </w:p>
     <w:p>
@@ -3766,31 +3638,7 @@
           <w:szCs w:val="20"/>
           <w:u w:val="none"/>
         </w:rPr>
-        <w:t xml:space="preserve"> Handbook of Computational Social Choice (2016), by Brandt, </w:t>
-      </w:r>
-      <w:proofErr w:type="spellStart"/>
-      <w:r>
-        <w:rPr>
-          <w:rStyle w:val="Hyperlink"/>
-          <w:rFonts w:ascii="Arial" w:hAnsi="Arial" w:cs="Arial"/>
-          <w:color w:val="auto"/>
-          <w:sz w:val="20"/>
-          <w:szCs w:val="20"/>
-          <w:u w:val="none"/>
-        </w:rPr>
-        <w:t>Conitzer</w:t>
-      </w:r>
-      <w:proofErr w:type="spellEnd"/>
-      <w:r>
-        <w:rPr>
-          <w:rStyle w:val="Hyperlink"/>
-          <w:rFonts w:ascii="Arial" w:hAnsi="Arial" w:cs="Arial"/>
-          <w:color w:val="auto"/>
-          <w:sz w:val="20"/>
-          <w:szCs w:val="20"/>
-          <w:u w:val="none"/>
-        </w:rPr>
-        <w:t xml:space="preserve">, Ulle , Lang, Procaccia. </w:t>
+        <w:t xml:space="preserve"> Handbook of Computational Social Choice (2016), by Brandt, Conitzer, Ulle , Lang, Procaccia. </w:t>
       </w:r>
       <w:r>
         <w:rPr>
@@ -3914,7 +3762,7 @@
 </file>
 
 <file path=word/numbering.xml><?xml version="1.0" encoding="utf-8"?>
-<w:numbering xmlns:wpc="http://schemas.microsoft.com/office/word/2010/wordprocessingCanvas" xmlns:cx="http://schemas.microsoft.com/office/drawing/2014/chartex" xmlns:cx1="http://schemas.microsoft.com/office/drawing/2015/9/8/chartex" xmlns:cx2="http://schemas.microsoft.com/office/drawing/2015/10/21/chartex" xmlns:cx3="http://schemas.microsoft.com/office/drawing/2016/5/9/chartex" xmlns:cx4="http://schemas.microsoft.com/office/drawing/2016/5/10/chartex" xmlns:cx5="http://schemas.microsoft.com/office/drawing/2016/5/11/chartex" xmlns:cx6="http://schemas.microsoft.com/office/drawing/2016/5/12/chartex" xmlns:cx7="http://schemas.microsoft.com/office/drawing/2016/5/13/chartex" xmlns:cx8="http://schemas.microsoft.com/office/drawing/2016/5/14/chartex" xmlns:mc="http://schemas.openxmlformats.org/markup-compatibility/2006" xmlns:aink="http://schemas.microsoft.com/office/drawing/2016/ink" xmlns:am3d="http://schemas.microsoft.com/office/drawing/2017/model3d" xmlns:o="urn:schemas-microsoft-com:office:office" xmlns:oel="http://schemas.microsoft.com/office/2019/extlst" xmlns:r="http://schemas.openxmlformats.org/officeDocument/2006/relationships" xmlns:m="http://schemas.openxmlformats.org/officeDocument/2006/math" xmlns:v="urn:schemas-microsoft-com:vml" xmlns:wp14="http://schemas.microsoft.com/office/word/2010/wordprocessingDrawing" xmlns:wp="http://schemas.openxmlformats.org/drawingml/2006/wordprocessingDrawing" xmlns:w10="urn:schemas-microsoft-com:office:word" xmlns:w="http://schemas.openxmlformats.org/wordprocessingml/2006/main" xmlns:w14="http://schemas.microsoft.com/office/word/2010/wordml" xmlns:w15="http://schemas.microsoft.com/office/word/2012/wordml" xmlns:w16cei="http://schemas.microsoft.com/office/word/2026/wordml/cei" xmlns:w16cex="http://schemas.microsoft.com/office/word/2018/wordml/cex" xmlns:w16cid="http://schemas.microsoft.com/office/word/2016/wordml/cid" xmlns:w16="http://schemas.microsoft.com/office/word/2018/wordml" xmlns:w16du="http://schemas.microsoft.com/office/word/2023/wordml/word16du" xmlns:w16sdtdh="http://schemas.microsoft.com/office/word/2020/wordml/sdtdatahash" xmlns:w16sdtfl="http://schemas.microsoft.com/office/word/2024/wordml/sdtformatlock" xmlns:w16se="http://schemas.microsoft.com/office/word/2015/wordml/symex" xmlns:wpg="http://schemas.microsoft.com/office/word/2010/wordprocessingGroup" xmlns:wpi="http://schemas.microsoft.com/office/word/2010/wordprocessingInk" xmlns:wne="http://schemas.microsoft.com/office/word/2006/wordml" xmlns:wps="http://schemas.microsoft.com/office/word/2010/wordprocessingShape" mc:Ignorable="w14 w15 w16se w16cid w16 w16cex w16sdtdh w16sdtfl w16du wp14">
+<w:numbering xmlns:wpc="http://schemas.microsoft.com/office/word/2010/wordprocessingCanvas" xmlns:cx="http://schemas.microsoft.com/office/drawing/2014/chartex" xmlns:cx1="http://schemas.microsoft.com/office/drawing/2015/9/8/chartex" xmlns:cx2="http://schemas.microsoft.com/office/drawing/2015/10/21/chartex" xmlns:cx3="http://schemas.microsoft.com/office/drawing/2016/5/9/chartex" xmlns:cx4="http://schemas.microsoft.com/office/drawing/2016/5/10/chartex" xmlns:cx5="http://schemas.microsoft.com/office/drawing/2016/5/11/chartex" xmlns:cx6="http://schemas.microsoft.com/office/drawing/2016/5/12/chartex" xmlns:cx7="http://schemas.microsoft.com/office/drawing/2016/5/13/chartex" xmlns:cx8="http://schemas.microsoft.com/office/drawing/2016/5/14/chartex" xmlns:mc="http://schemas.openxmlformats.org/markup-compatibility/2006" xmlns:aink="http://schemas.microsoft.com/office/drawing/2016/ink" xmlns:am3d="http://schemas.microsoft.com/office/drawing/2017/model3d" xmlns:o="urn:schemas-microsoft-com:office:office" xmlns:oel="http://schemas.microsoft.com/office/2019/extlst" xmlns:r="http://schemas.openxmlformats.org/officeDocument/2006/relationships" xmlns:m="http://schemas.openxmlformats.org/officeDocument/2006/math" xmlns:v="urn:schemas-microsoft-com:vml" xmlns:wp14="http://schemas.microsoft.com/office/word/2010/wordprocessingDrawing" xmlns:wp="http://schemas.openxmlformats.org/drawingml/2006/wordprocessingDrawing" xmlns:w10="urn:schemas-microsoft-com:office:word" xmlns:w="http://schemas.openxmlformats.org/wordprocessingml/2006/main" xmlns:w14="http://schemas.microsoft.com/office/word/2010/wordml" xmlns:w15="http://schemas.microsoft.com/office/word/2012/wordml" xmlns:w16cex="http://schemas.microsoft.com/office/word/2018/wordml/cex" xmlns:w16cid="http://schemas.microsoft.com/office/word/2016/wordml/cid" xmlns:w16="http://schemas.microsoft.com/office/word/2018/wordml" xmlns:w16du="http://schemas.microsoft.com/office/word/2023/wordml/word16du" xmlns:w16sdtdh="http://schemas.microsoft.com/office/word/2020/wordml/sdtdatahash" xmlns:w16sdtfl="http://schemas.microsoft.com/office/word/2024/wordml/sdtformatlock" xmlns:w16se="http://schemas.microsoft.com/office/word/2015/wordml/symex" xmlns:wpg="http://schemas.microsoft.com/office/word/2010/wordprocessingGroup" xmlns:wpi="http://schemas.microsoft.com/office/word/2010/wordprocessingInk" xmlns:wne="http://schemas.microsoft.com/office/word/2006/wordml" xmlns:wps="http://schemas.microsoft.com/office/word/2010/wordprocessingShape" mc:Ignorable="w14 w15 w16se w16cid w16 w16cex w16sdtdh w16sdtfl w16du wp14">
   <w:abstractNum w:abstractNumId="0" w15:restartNumberingAfterBreak="0">
     <w:nsid w:val="45EB7C18"/>
     <w:multiLevelType w:val="multilevel"/>

--- a/syllabus.docx
+++ b/syllabus.docx
@@ -245,7 +245,7 @@
         <w:spacing w:after="0"/>
         <w:jc w:val="center"/>
         <w:rPr>
-          <w:rFonts w:ascii="Arial" w:hAnsi="Arial" w:cs="Arial" w:hint="cs"/>
+          <w:rFonts w:ascii="Arial" w:hAnsi="Arial" w:cs="Arial"/>
           <w:color w:val="0000CC"/>
           <w:sz w:val="20"/>
           <w:szCs w:val="20"/>
@@ -739,7 +739,7 @@
           <w:rFonts w:ascii="Arial" w:hAnsi="Arial" w:cs="Arial"/>
           <w:rtl/>
         </w:rPr>
-        <w:t xml:space="preserve">להגדיר באופן מתימטי מדוייק תכונות שונות של </w:t>
+        <w:t xml:space="preserve">להגדיר באופן מתמטי מדויק תכונות שונות של </w:t>
       </w:r>
       <w:r>
         <w:rPr>
@@ -871,7 +871,7 @@
           <w:szCs w:val="28"/>
           <w:rtl/>
         </w:rPr>
-        <w:t>פרוייקט המשך</w:t>
+        <w:t>פרויקט המשך</w:t>
       </w:r>
       <w:r>
         <w:rPr>
@@ -894,7 +894,7 @@
           <w:rFonts w:ascii="Arial" w:hAnsi="Arial" w:cs="Arial"/>
           <w:rtl/>
         </w:rPr>
-        <w:t>סטודנטים הלומדים את הקורס יכולים, לפי בחירתם, לעשות פרוייקט שנתי על אחד מנושאי הקורס. הפרוייקט כולל תיכנות אלגוריתם חדשני מספרות המחקר בתחום. מומלץ לסטודנטים השוקלים להמשיך לתואר שני, או למשרה במחלקת-מחקר בחברת היי-טק.</w:t>
+        <w:t>סטודנטים הלומדים את הקורס יכולים, לפי בחירתם, לעשות פרויקט שנתי על אחד מנושאי הקורס. הפרויקט כולל תיכנות אלגוריתם חדשני מספרות המחקר בתחום. מומלץ לסטודנטים השוקלים להמשיך לתואר שני, או למשרה במחלקת-מחקר בחברת היי-טק.</w:t>
       </w:r>
     </w:p>
     <w:p>
@@ -1115,7 +1115,32 @@
           <w:rtl/>
           <w:lang w:eastAsia="en-US"/>
         </w:rPr>
-        <w:t xml:space="preserve"> שעות. ההרצאה תתחלק לשני חלקים:</w:t>
+        <w:t xml:space="preserve"> שעות. </w:t>
+      </w:r>
+      <w:r>
+        <w:rPr>
+          <w:rFonts w:ascii="Arial" w:eastAsia="Times New Roman" w:hAnsi="Arial" w:cs="Arial" w:hint="cs"/>
+          <w:color w:val="00B050"/>
+          <w:rtl/>
+          <w:lang w:eastAsia="en-US"/>
+        </w:rPr>
+        <w:t>בשנת ה'תשפ"ז ההרצאה מתקיימת בזום בלבד.</w:t>
+      </w:r>
+      <w:r>
+        <w:rPr>
+          <w:rFonts w:ascii="Arial" w:eastAsia="Times New Roman" w:hAnsi="Arial" w:cs="Arial" w:hint="cs"/>
+          <w:rtl/>
+          <w:lang w:eastAsia="en-US"/>
+        </w:rPr>
+        <w:t xml:space="preserve"> </w:t>
+      </w:r>
+      <w:r>
+        <w:rPr>
+          <w:rFonts w:ascii="Arial" w:eastAsia="Times New Roman" w:hAnsi="Arial" w:cs="Arial"/>
+          <w:rtl/>
+          <w:lang w:eastAsia="en-US"/>
+        </w:rPr>
+        <w:t>ההרצאה תתחלק לשני חלקים:</w:t>
       </w:r>
     </w:p>
     <w:p>
@@ -1148,7 +1173,23 @@
           <w:rtl/>
           <w:lang w:eastAsia="en-US"/>
         </w:rPr>
-        <w:t xml:space="preserve"> דקות) יוצגו פתרונות למטלה מהשבוע הקודם. הפתרונות יוצגו ע"י סטודנטים שיגישו פתרונות ברמה גבוהה.</w:t>
+        <w:t xml:space="preserve"> דקות) יוצגו פתרונות למטלה מהשבוע הקודם. הפתרונות יוצגו ע"י </w:t>
+      </w:r>
+      <w:r>
+        <w:rPr>
+          <w:rFonts w:ascii="Arial" w:eastAsia="Times New Roman" w:hAnsi="Arial" w:cs="Arial" w:hint="cs"/>
+          <w:rtl/>
+          <w:lang w:eastAsia="en-US"/>
+        </w:rPr>
+        <w:t>תלמידים</w:t>
+      </w:r>
+      <w:r>
+        <w:rPr>
+          <w:rFonts w:ascii="Arial" w:eastAsia="Times New Roman" w:hAnsi="Arial" w:cs="Arial"/>
+          <w:rtl/>
+          <w:lang w:eastAsia="en-US"/>
+        </w:rPr>
+        <w:t xml:space="preserve"> שיגישו פתרונות ברמה גבוהה.</w:t>
       </w:r>
     </w:p>
     <w:p>
@@ -1377,6 +1418,7 @@
           <w:rFonts w:ascii="Arial" w:hAnsi="Arial" w:cs="Arial" w:hint="cs"/>
           <w:rtl/>
         </w:rPr>
+        <w:lastRenderedPageBreak/>
         <w:t xml:space="preserve">אפשר לקבל נקודות נוספות לציון הסופי </w:t>
       </w:r>
       <w:r>
@@ -1412,7 +1454,6 @@
           <w:rFonts w:ascii="Arial" w:hAnsi="Arial" w:cs="Arial" w:hint="cs"/>
           <w:rtl/>
         </w:rPr>
-        <w:lastRenderedPageBreak/>
         <w:t>חובה להציג לפחות פעם אחת.</w:t>
       </w:r>
     </w:p>
